--- a/views/CONVENTION_CPF_CAJA.docx
+++ b/views/CONVENTION_CPF_CAJA.docx
@@ -140,7 +140,7 @@
           <w:rFonts w:ascii="Avenir Next Regular" w:eastAsia="Calibri" w:hAnsi="Avenir Next Regular" w:cs="Browallia New"/>
           <w:lang w:val="fr-FR"/>
         </w:rPr>
-        <w:t xml:space="preserve">Et Madame {{CANDIDATE_NAME}}, est conclue la convention suivante, en application des dispositions du Livre III de la sixième partie du code du travail portant organisation de la formation professionnelle. </w:t>
+        <w:t xml:space="preserve">Et {{CIVILITY}} {{CANDIDATE_NAME}}, est conclue la convention suivante, en application des dispositions du Livre III de la sixième partie du code du travail portant organisation de la formation professionnelle. </w:t>
       </w:r>
     </w:p>
     <w:p>
@@ -369,6 +369,8 @@
         <w:ind w:left="426" w:right="-431"/>
         <w:rPr>
           <w:rFonts w:ascii="Avenir Next Regular" w:eastAsia="Calibri" w:hAnsi="Avenir Next Regular" w:cs="Browallia New"/>
+          <w:b/>
+          <w:bCs/>
           <w:lang w:val="fr-FR"/>
         </w:rPr>
       </w:pPr>
@@ -377,7 +379,16 @@
           <w:rFonts w:ascii="Avenir Next Regular" w:eastAsia="Calibri" w:hAnsi="Avenir Next Regular" w:cs="Browallia New"/>
           <w:lang w:val="fr-FR"/>
         </w:rPr>
-        <w:t>Durée de l’action de formation : {{TOTAL_HOURS}} heures</w:t>
+        <w:t xml:space="preserve">Durée de l’action de formation : </w:t>
+      </w:r>
+      <w:r>
+        <w:rPr>
+          <w:rFonts w:ascii="Avenir Next Regular" w:eastAsia="Calibri" w:hAnsi="Avenir Next Regular" w:cs="Browallia New"/>
+          <w:b/>
+          <w:bCs/>
+          <w:lang w:val="fr-FR"/>
+        </w:rPr>
+        <w:t>{{TOTAL_HOURS}} heures</w:t>
       </w:r>
     </w:p>
     <w:p>
@@ -429,7 +440,16 @@
           <w:rFonts w:ascii="Avenir Next Regular" w:eastAsia="Calibri" w:hAnsi="Avenir Next Regular" w:cs="Browallia New"/>
           <w:lang w:val="fr-FR"/>
         </w:rPr>
-        <w:t>Dates : {{DATE_STR}}</w:t>
+        <w:t xml:space="preserve">Dates : </w:t>
+      </w:r>
+      <w:r>
+        <w:rPr>
+          <w:rFonts w:ascii="Avenir Next Regular" w:eastAsia="Calibri" w:hAnsi="Avenir Next Regular" w:cs="Browallia New"/>
+          <w:b/>
+          <w:bCs/>
+          <w:lang w:val="fr-FR"/>
+        </w:rPr>
+        <w:t>{{DATE_STR}}</w:t>
       </w:r>
     </w:p>
     <w:p>
@@ -686,7 +706,7 @@
           <w:noProof/>
           <w:lang w:val="fr-FR"/>
         </w:rPr>
-        <w:t>Madame {{CANDIDATE_NAME}}</w:t>
+        <w:t>{{CIVILITY}} {{CANDIDATE_NAME}}</w:t>
       </w:r>
     </w:p>
     <w:p>
@@ -1223,27 +1243,6 @@
         </w:rPr>
         <w:t>Fait en double exemplaire, à {{SIGN_CITY}} le {{TODAY}}</w:t>
       </w:r>
-      <w:r>
-        <w:rPr>
-          <w:rFonts w:ascii="Avenir Next Regular" w:eastAsia="Calibri" w:hAnsi="Avenir Next Regular" w:cs="Browallia New"/>
-          <w:lang w:val="fr-FR"/>
-        </w:rPr>
-        <w:tab/>
-      </w:r>
-      <w:r>
-        <w:rPr>
-          <w:rFonts w:ascii="Avenir Next Regular" w:eastAsia="Calibri" w:hAnsi="Avenir Next Regular" w:cs="Browallia New"/>
-          <w:lang w:val="fr-FR"/>
-        </w:rPr>
-        <w:tab/>
-      </w:r>
-      <w:r>
-        <w:rPr>
-          <w:rFonts w:ascii="Avenir Next Regular" w:eastAsia="Calibri" w:hAnsi="Avenir Next Regular" w:cs="Browallia New"/>
-          <w:lang w:val="fr-FR"/>
-        </w:rPr>
-        <w:tab/>
-      </w:r>
     </w:p>
     <w:p>
       <w:pPr>
@@ -1257,67 +1256,166 @@
         </w:rPr>
       </w:pPr>
     </w:p>
-    <w:p>
-      <w:pPr>
-        <w:pStyle w:val="Normal10"/>
-        <w:ind w:left="-426" w:right="-431"/>
-        <w:rPr>
-          <w:rFonts w:ascii="Avenir Next Regular" w:hAnsi="Avenir Next Regular"/>
-          <w:b/>
-          <w:bCs/>
-          <w:color w:val="1F497D" w:themeColor="text2"/>
-          <w:lang w:val="fr-FR"/>
-        </w:rPr>
-        <w:sectPr>
-          <w:type w:val="continuous"/>
-          <w:pgSz w:w="11900" w:h="16820" w:code="297"/>
-          <w:pgMar w:top="1334" w:right="1274" w:bottom="1005" w:left="1418" w:header="0" w:footer="1106" w:gutter="0"/>
-          <w:cols w:space="708"/>
-          <w:docGrid w:linePitch="360"/>
-        </w:sectPr>
-      </w:pPr>
-      <w:r>
-        <w:rPr>
-          <w:rFonts w:ascii="Avenir Next Regular" w:hAnsi="Avenir Next Regular"/>
-          <w:b/>
-          <w:bCs/>
-          <w:color w:val="1F497D" w:themeColor="text2"/>
-          <w:lang w:val="fr-FR"/>
-        </w:rPr>
-        <w:t>Pour Madame {{CANDIDATE_NAME}}</w:t>
-      </w:r>
-      <w:r>
-        <w:rPr>
-          <w:rFonts w:ascii="Avenir Next Regular" w:hAnsi="Avenir Next Regular"/>
-          <w:b/>
-          <w:bCs/>
-          <w:color w:val="1F497D" w:themeColor="text2"/>
-          <w:lang w:val="fr-FR"/>
-        </w:rPr>
-        <w:tab/>
-      </w:r>
-      <w:r>
-        <w:rPr>
-          <w:rFonts w:ascii="Avenir Next Regular" w:hAnsi="Avenir Next Regular"/>
-          <w:b/>
-          <w:bCs/>
-          <w:color w:val="1F497D" w:themeColor="text2"/>
-          <w:lang w:val="fr-FR"/>
-        </w:rPr>
-        <w:tab/>
-      </w:r>
-      <w:r>
-        <w:rPr>
-          <w:rFonts w:ascii="Avenir Next Regular" w:hAnsi="Avenir Next Regular"/>
-          <w:b/>
-          <w:bCs/>
-          <w:color w:val="1F497D" w:themeColor="text2"/>
-          <w:lang w:val="fr-FR"/>
-        </w:rPr>
-        <w:tab/>
-        <w:t>Pour l’organisme LINGUAID FRANCE</w:t>
-      </w:r>
-    </w:p>
+    <w:tbl>
+      <w:tblPr>
+        <w:tblW w:w="9360" w:type="dxa"/>
+        <w:tblLook w:val="04A0" w:firstRow="1" w:lastRow="0" w:firstColumn="1" w:lastColumn="0" w:noHBand="0" w:noVBand="1"/>
+      </w:tblPr>
+      <w:tblGrid>
+        <w:gridCol w:w="4680"/>
+        <w:gridCol w:w="4680"/>
+      </w:tblGrid>
+      <w:tr>
+        <w:tc>
+          <w:tcPr>
+            <w:tcW w:w="4680" w:type="dxa"/>
+          </w:tcPr>
+          <w:p>
+            <w:pPr>
+              <w:spacing w:after="120"/>
+            </w:pPr>
+            <w:r>
+              <w:rPr>
+                <w:rFonts w:ascii="Avenir Next Regular" w:hAnsi="Avenir Next Regular"/>
+                <w:b/>
+                <w:bCs/>
+                <w:color w:val="1F497D" w:themeColor="text2"/>
+              </w:rPr>
+              <w:t>Pour {{CIVILITY}} {{CANDIDATE_NAME}}</w:t>
+            </w:r>
+          </w:p>
+        </w:tc>
+        <w:tc>
+          <w:tcPr>
+            <w:tcW w:w="4680" w:type="dxa"/>
+          </w:tcPr>
+          <w:p>
+            <w:pPr>
+              <w:spacing w:after="120"/>
+            </w:pPr>
+            <w:r>
+              <w:rPr>
+                <w:rFonts w:ascii="Avenir Next Regular" w:hAnsi="Avenir Next Regular"/>
+                <w:b/>
+                <w:bCs/>
+                <w:color w:val="1F497D" w:themeColor="text2"/>
+              </w:rPr>
+              <w:t>Pour l’organisme LINGUAID FRANCE</w:t>
+            </w:r>
+          </w:p>
+        </w:tc>
+      </w:tr>
+      <w:tr>
+        <w:tc>
+          <w:tcPr>
+            <w:tcW w:w="4680" w:type="dxa"/>
+          </w:tcPr>
+          <w:p>
+            <w:pPr>
+              <w:spacing w:after="120"/>
+            </w:pPr>
+          </w:p>
+        </w:tc>
+        <w:tc>
+          <w:tcPr>
+            <w:tcW w:w="4680" w:type="dxa"/>
+          </w:tcPr>
+          <w:p>
+            <w:pPr>
+              <w:spacing w:after="120"/>
+            </w:pPr>
+          </w:p>
+        </w:tc>
+      </w:tr>
+      <w:tr>
+        <w:tc>
+          <w:tcPr>
+            <w:tcW w:w="4680" w:type="dxa"/>
+          </w:tcPr>
+          <w:p>
+            <w:pPr>
+              <w:spacing w:after="120"/>
+            </w:pPr>
+          </w:p>
+        </w:tc>
+        <w:tc>
+          <w:tcPr>
+            <w:tcW w:w="4680" w:type="dxa"/>
+          </w:tcPr>
+          <w:p>
+            <w:pPr>
+              <w:spacing w:after="120"/>
+            </w:pPr>
+          </w:p>
+        </w:tc>
+      </w:tr>
+      <w:tr>
+        <w:tc>
+          <w:tcPr>
+            <w:tcW w:w="4680" w:type="dxa"/>
+          </w:tcPr>
+          <w:p>
+            <w:pPr>
+              <w:spacing w:after="120"/>
+            </w:pPr>
+          </w:p>
+        </w:tc>
+        <w:tc>
+          <w:tcPr>
+            <w:tcW w:w="4680" w:type="dxa"/>
+          </w:tcPr>
+          <w:p>
+            <w:pPr>
+              <w:spacing w:after="120"/>
+            </w:pPr>
+          </w:p>
+        </w:tc>
+      </w:tr>
+      <w:tr>
+        <w:tc>
+          <w:tcPr>
+            <w:tcW w:w="4680" w:type="dxa"/>
+          </w:tcPr>
+          <w:p>
+            <w:pPr>
+              <w:spacing w:after="120"/>
+            </w:pPr>
+          </w:p>
+        </w:tc>
+        <w:tc>
+          <w:tcPr>
+            <w:tcW w:w="4680" w:type="dxa"/>
+          </w:tcPr>
+          <w:p>
+            <w:pPr>
+              <w:spacing w:after="120"/>
+            </w:pPr>
+          </w:p>
+        </w:tc>
+      </w:tr>
+      <w:tr>
+        <w:tc>
+          <w:tcPr>
+            <w:tcW w:w="4680" w:type="dxa"/>
+          </w:tcPr>
+          <w:p>
+            <w:pPr>
+              <w:spacing w:after="120"/>
+            </w:pPr>
+          </w:p>
+        </w:tc>
+        <w:tc>
+          <w:tcPr>
+            <w:tcW w:w="4680" w:type="dxa"/>
+          </w:tcPr>
+          <w:p>
+            <w:pPr>
+              <w:spacing w:after="120"/>
+            </w:pPr>
+          </w:p>
+        </w:tc>
+      </w:tr>
+    </w:tbl>
     <w:p>
       <w:pPr>
         <w:pStyle w:val="Normal10"/>
@@ -1472,14 +1570,14 @@
                       </a:ln>
                       <a:extLst>
                         <a:ext uri="{909E8E84-426E-40dd-AFC4-6F175D3DCCD1}">
-                          <a14:hiddenFill xmlns:a14="http://schemas.microsoft.com/office/drawing/2010/main" xmlns:w="http://schemas.openxmlformats.org/wordprocessingml/2006/main" xmlns:w10="urn:schemas-microsoft-com:office:word" xmlns:v="urn:schemas-microsoft-com:vml" xmlns:o="urn:schemas-microsoft-com:office:office" xmlns:mv="urn:schemas-microsoft-com:mac:vml" xmlns:mo="http://schemas.microsoft.com/office/mac/office/2008/main" xmlns="">
+                          <a14:hiddenFill xmlns="" xmlns:mo="http://schemas.microsoft.com/office/mac/office/2008/main" xmlns:mv="urn:schemas-microsoft-com:mac:vml" xmlns:o="urn:schemas-microsoft-com:office:office" xmlns:v="urn:schemas-microsoft-com:vml" xmlns:w10="urn:schemas-microsoft-com:office:word" xmlns:w="http://schemas.openxmlformats.org/wordprocessingml/2006/main" xmlns:a14="http://schemas.microsoft.com/office/drawing/2010/main">
                             <a:solidFill>
                               <a:srgbClr val="00CC99"/>
                             </a:solidFill>
                           </a14:hiddenFill>
                         </a:ext>
                         <a:ext uri="{91240B29-F687-4f45-9708-019B960494DF}">
-                          <a14:hiddenLine xmlns:a14="http://schemas.microsoft.com/office/drawing/2010/main" xmlns:w="http://schemas.openxmlformats.org/wordprocessingml/2006/main" xmlns:w10="urn:schemas-microsoft-com:office:word" xmlns:v="urn:schemas-microsoft-com:vml" xmlns:o="urn:schemas-microsoft-com:office:office" xmlns:mv="urn:schemas-microsoft-com:mac:vml" xmlns:mo="http://schemas.microsoft.com/office/mac/office/2008/main" xmlns="" w="9525">
+                          <a14:hiddenLine xmlns="" xmlns:mo="http://schemas.microsoft.com/office/mac/office/2008/main" xmlns:mv="urn:schemas-microsoft-com:mac:vml" xmlns:o="urn:schemas-microsoft-com:office:office" xmlns:v="urn:schemas-microsoft-com:vml" xmlns:w10="urn:schemas-microsoft-com:office:word" xmlns:w="http://schemas.openxmlformats.org/wordprocessingml/2006/main" xmlns:a14="http://schemas.microsoft.com/office/drawing/2010/main" w="9525">
                             <a:solidFill>
                               <a:srgbClr val="000000"/>
                             </a:solidFill>
@@ -1886,14 +1984,14 @@
                       </a:ln>
                       <a:extLst>
                         <a:ext uri="{909E8E84-426E-40dd-AFC4-6F175D3DCCD1}">
-                          <a14:hiddenFill xmlns:a14="http://schemas.microsoft.com/office/drawing/2010/main" xmlns:w="http://schemas.openxmlformats.org/wordprocessingml/2006/main" xmlns:w10="urn:schemas-microsoft-com:office:word" xmlns:v="urn:schemas-microsoft-com:vml" xmlns:o="urn:schemas-microsoft-com:office:office" xmlns:mv="urn:schemas-microsoft-com:mac:vml" xmlns:mo="http://schemas.microsoft.com/office/mac/office/2008/main" xmlns="">
+                          <a14:hiddenFill xmlns="" xmlns:mo="http://schemas.microsoft.com/office/mac/office/2008/main" xmlns:mv="urn:schemas-microsoft-com:mac:vml" xmlns:o="urn:schemas-microsoft-com:office:office" xmlns:v="urn:schemas-microsoft-com:vml" xmlns:w10="urn:schemas-microsoft-com:office:word" xmlns:w="http://schemas.openxmlformats.org/wordprocessingml/2006/main" xmlns:a14="http://schemas.microsoft.com/office/drawing/2010/main">
                             <a:solidFill>
                               <a:srgbClr val="00CC99"/>
                             </a:solidFill>
                           </a14:hiddenFill>
                         </a:ext>
                         <a:ext uri="{91240B29-F687-4f45-9708-019B960494DF}">
-                          <a14:hiddenLine xmlns:a14="http://schemas.microsoft.com/office/drawing/2010/main" xmlns:w="http://schemas.openxmlformats.org/wordprocessingml/2006/main" xmlns:w10="urn:schemas-microsoft-com:office:word" xmlns:v="urn:schemas-microsoft-com:vml" xmlns:o="urn:schemas-microsoft-com:office:office" xmlns:mv="urn:schemas-microsoft-com:mac:vml" xmlns:mo="http://schemas.microsoft.com/office/mac/office/2008/main" xmlns="" w="9525">
+                          <a14:hiddenLine xmlns="" xmlns:mo="http://schemas.microsoft.com/office/mac/office/2008/main" xmlns:mv="urn:schemas-microsoft-com:mac:vml" xmlns:o="urn:schemas-microsoft-com:office:office" xmlns:v="urn:schemas-microsoft-com:vml" xmlns:w10="urn:schemas-microsoft-com:office:word" xmlns:w="http://schemas.openxmlformats.org/wordprocessingml/2006/main" xmlns:a14="http://schemas.microsoft.com/office/drawing/2010/main" w="9525">
                             <a:solidFill>
                               <a:srgbClr val="000000"/>
                             </a:solidFill>
@@ -2366,7 +2464,7 @@
                       <a:effectLst/>
                       <a:extLst>
                         <a:ext uri="{C572A759-6A51-4108-AA02-DFA0A04FC94B}">
-                          <ma14:wrappingTextBoxFlag xmlns:ma14="http://schemas.microsoft.com/office/mac/drawingml/2011/main" xmlns:w="http://schemas.openxmlformats.org/wordprocessingml/2006/main" xmlns:w10="urn:schemas-microsoft-com:office:word" xmlns:v="urn:schemas-microsoft-com:vml" xmlns:o="urn:schemas-microsoft-com:office:office" xmlns:mv="urn:schemas-microsoft-com:mac:vml" xmlns:mo="http://schemas.microsoft.com/office/mac/office/2008/main" xmlns=""/>
+                          <ma14:wrappingTextBoxFlag xmlns="" xmlns:mo="http://schemas.microsoft.com/office/mac/office/2008/main" xmlns:mv="urn:schemas-microsoft-com:mac:vml" xmlns:o="urn:schemas-microsoft-com:office:office" xmlns:v="urn:schemas-microsoft-com:vml" xmlns:w10="urn:schemas-microsoft-com:office:word" xmlns:w="http://schemas.openxmlformats.org/wordprocessingml/2006/main" xmlns:ma14="http://schemas.microsoft.com/office/mac/drawingml/2011/main"/>
                         </a:ext>
                       </a:extLst>
                     </wps:spPr>

--- a/views/CONVENTION_CPF_CAJA.docx
+++ b/views/CONVENTION_CPF_CAJA.docx
@@ -771,7 +771,23 @@
           <w:rFonts w:ascii="Avenir Next Regular" w:eastAsia="Calibri" w:hAnsi="Avenir Next Regular" w:cs="Browallia New"/>
           <w:lang w:val="fr-FR"/>
         </w:rPr>
-        <w:t xml:space="preserve">Les frais de formation sont : {{PRICE}} EUROS NET DE TAXES* à payer à réception de facture. En cas de financement par le CPF, la facturation sera faite directement à la </w:t>
+        <w:t xml:space="preserve">Les frais de formation sont : </w:t>
+      </w:r>
+      <w:r>
+        <w:rPr>
+          <w:rFonts w:ascii="Avenir Next Regular" w:eastAsia="Calibri" w:hAnsi="Avenir Next Regular" w:cs="Browallia New"/>
+          <w:lang w:val="fr-FR"/>
+          <w:b/>
+          <w:bCs/>
+        </w:rPr>
+        <w:t xml:space="preserve">{{PRICE}} EUROS NET DE TAXES*</w:t>
+      </w:r>
+      <w:r>
+        <w:rPr>
+          <w:rFonts w:ascii="Avenir Next Regular" w:eastAsia="Calibri" w:hAnsi="Avenir Next Regular" w:cs="Browallia New"/>
+          <w:lang w:val="fr-FR"/>
+        </w:rPr>
+        <w:t xml:space="preserve"> à payer à réception de facture. En cas de financement par le CPF, la facturation sera faite directement à la </w:t>
       </w:r>
       <w:proofErr w:type="gramStart"/>
       <w:r>

--- a/views/CONVENTION_CPF_CAJA.docx
+++ b/views/CONVENTION_CPF_CAJA.docx
@@ -878,21 +878,19 @@
           <w:rFonts w:ascii="Avenir Next Regular" w:eastAsia="Calibri" w:hAnsi="Avenir Next Regular" w:cs="Browallia New"/>
           <w:lang w:val="en-FR"/>
         </w:rPr>
-        <w:t xml:space="preserve">Formation à distance comprenant 10 heures de coaching individuel en visioconférence et 10 heures de </w:t>
+        <w:t>Formation à distance comprenant {{COACHING_HOURS}} heures de coaching individuel en visioconférence et {{HOMEWORK_HOURS}} heures de travail guidé en autonomie (travaux dirigés ou e-learning) comprenant des activités pédagogiques structurées et planifiées avec production de livrables (écrits et oraux). Les activités en autonomie font l’objet d’un suivi par l’organisme de formation (livrables, résultats, dates de réalisation et progression). La réalisation des activités en autonomie fait partie intégrante du parcours de formation.</w:t>
       </w:r>
       <w:r>
         <w:rPr>
           <w:rFonts w:ascii="Avenir Next Regular" w:eastAsia="Calibri" w:hAnsi="Avenir Next Regular" w:cs="Browallia New"/>
           <w:lang w:val="fr-FR"/>
         </w:rPr>
-        <w:t>travail guidé en autonomie (travaux dirigés ou e-learning)</w:t>
       </w:r>
       <w:r>
         <w:rPr>
           <w:rFonts w:ascii="Avenir Next Regular" w:eastAsia="Calibri" w:hAnsi="Avenir Next Regular" w:cs="Browallia New"/>
           <w:lang w:val="en-FR"/>
         </w:rPr>
-        <w:t xml:space="preserve"> comprenant des activités pédagogiques structurées et planifiées avec production de livrables (écrits et oraux). Les activités en autonomie font l’objet d’un suivi par l’organisme de formation (livrables, résultats, dates de réalisation et progression). La réalisation des activités en autonomie fait partie intégrante du parcours de formation.</w:t>
       </w:r>
     </w:p>
     <w:p>

--- a/views/CONVENTION_CPF_CAJA.docx
+++ b/views/CONVENTION_CPF_CAJA.docx
@@ -787,7 +787,7 @@
           <w:rFonts w:ascii="Avenir Next Regular" w:eastAsia="Calibri" w:hAnsi="Avenir Next Regular" w:cs="Browallia New"/>
           <w:lang w:val="fr-FR"/>
         </w:rPr>
-        <w:t xml:space="preserve"> à payer à réception de facture. En cas de financement par le CPF, la facturation sera faite directement à la </w:t>
+        <w:t xml:space="preserve"> {{PAYMENT_TERMS}}. En cas de financement par le CPF, la facturation sera faite directement à la </w:t>
       </w:r>
       <w:proofErr w:type="gramStart"/>
       <w:r>
